--- a/docs/files/Management_Instructions__Policy_2026-10.docx
+++ b/docs/files/Management_Instructions__Policy_2026-10.docx
@@ -19,7 +19,7 @@
               <a:graphicData uri="http://schemas.openxmlformats.org/drawingml/2006/picture">
                 <pic:pic>
                   <pic:nvPicPr>
-                    <pic:cNvPr id="0" name="tmpwkjl677e.png"/>
+                    <pic:cNvPr id="0" name="tmpscxjcq9h.png"/>
                     <pic:cNvPicPr/>
                   </pic:nvPicPr>
                   <pic:blipFill>
@@ -55,7 +55,11 @@
     <w:p>
       <w:pPr>
         <w:keepNext/>
+        <w:tabs>
+          <w:tab w:pos="708" w:val="left"/>
+        </w:tabs>
         <w:spacing w:before="260" w:after="160"/>
+        <w:ind w:left="708" w:hanging="708"/>
       </w:pPr>
       <w:r>
         <w:rPr>
@@ -65,6 +69,8 @@
           <w:color w:val="1C4076"/>
           <w:sz w:val="28"/>
         </w:rPr>
+        <w:t>1</w:t>
+        <w:tab/>
         <w:t>The Company</w:t>
       </w:r>
     </w:p>
@@ -102,7 +108,11 @@
     <w:p>
       <w:pPr>
         <w:keepNext/>
+        <w:tabs>
+          <w:tab w:pos="708" w:val="left"/>
+        </w:tabs>
         <w:spacing w:before="260" w:after="160"/>
+        <w:ind w:left="708" w:hanging="708"/>
       </w:pPr>
       <w:r>
         <w:rPr>
@@ -112,6 +122,8 @@
           <w:color w:val="1C4076"/>
           <w:sz w:val="28"/>
         </w:rPr>
+        <w:t>2</w:t>
+        <w:tab/>
         <w:t>Purpose</w:t>
       </w:r>
     </w:p>
@@ -149,7 +161,11 @@
     <w:p>
       <w:pPr>
         <w:keepNext/>
+        <w:tabs>
+          <w:tab w:pos="708" w:val="left"/>
+        </w:tabs>
         <w:spacing w:before="260" w:after="160"/>
+        <w:ind w:left="708" w:hanging="708"/>
       </w:pPr>
       <w:r>
         <w:rPr>
@@ -159,6 +175,8 @@
           <w:color w:val="1C4076"/>
           <w:sz w:val="28"/>
         </w:rPr>
+        <w:t>3</w:t>
+        <w:tab/>
         <w:t>The Executive Management</w:t>
       </w:r>
     </w:p>
@@ -258,7 +276,11 @@
     <w:p>
       <w:pPr>
         <w:keepNext/>
+        <w:tabs>
+          <w:tab w:pos="708" w:val="left"/>
+        </w:tabs>
         <w:spacing w:before="260" w:after="160"/>
+        <w:ind w:left="708" w:hanging="708"/>
       </w:pPr>
       <w:r>
         <w:rPr>
@@ -268,6 +290,8 @@
           <w:color w:val="1C4076"/>
           <w:sz w:val="28"/>
         </w:rPr>
+        <w:t>4</w:t>
+        <w:tab/>
         <w:t>The day-to-day management</w:t>
       </w:r>
     </w:p>
@@ -941,7 +965,11 @@
     <w:p>
       <w:pPr>
         <w:keepNext/>
+        <w:tabs>
+          <w:tab w:pos="708" w:val="left"/>
+        </w:tabs>
         <w:spacing w:before="260" w:after="160"/>
+        <w:ind w:left="708" w:hanging="708"/>
       </w:pPr>
       <w:r>
         <w:rPr>
@@ -951,6 +979,8 @@
           <w:color w:val="1C4076"/>
           <w:sz w:val="28"/>
         </w:rPr>
+        <w:t>5</w:t>
+        <w:tab/>
         <w:t>Business reporting</w:t>
       </w:r>
     </w:p>
@@ -1176,7 +1206,11 @@
     <w:p>
       <w:pPr>
         <w:keepNext/>
+        <w:tabs>
+          <w:tab w:pos="708" w:val="left"/>
+        </w:tabs>
         <w:spacing w:before="260" w:after="160"/>
+        <w:ind w:left="708" w:hanging="708"/>
       </w:pPr>
       <w:r>
         <w:rPr>
@@ -1186,6 +1220,8 @@
           <w:color w:val="1C4076"/>
           <w:sz w:val="28"/>
         </w:rPr>
+        <w:t>6</w:t>
+        <w:tab/>
         <w:t>Financial reporting</w:t>
       </w:r>
     </w:p>
@@ -1440,7 +1476,11 @@
     <w:p>
       <w:pPr>
         <w:keepNext/>
+        <w:tabs>
+          <w:tab w:pos="708" w:val="left"/>
+        </w:tabs>
         <w:spacing w:before="260" w:after="160"/>
+        <w:ind w:left="708" w:hanging="708"/>
       </w:pPr>
       <w:r>
         <w:rPr>
@@ -1450,6 +1490,8 @@
           <w:color w:val="1C4076"/>
           <w:sz w:val="28"/>
         </w:rPr>
+        <w:t>7</w:t>
+        <w:tab/>
         <w:t>Meetings of the Board of Directors</w:t>
       </w:r>
     </w:p>
@@ -1580,7 +1622,11 @@
     <w:p>
       <w:pPr>
         <w:keepNext/>
+        <w:tabs>
+          <w:tab w:pos="708" w:val="left"/>
+        </w:tabs>
         <w:spacing w:before="260" w:after="160"/>
+        <w:ind w:left="708" w:hanging="708"/>
       </w:pPr>
       <w:r>
         <w:rPr>
@@ -1590,6 +1636,8 @@
           <w:color w:val="1C4076"/>
           <w:sz w:val="28"/>
         </w:rPr>
+        <w:t>8</w:t>
+        <w:tab/>
         <w:t>Confidentiality</w:t>
       </w:r>
     </w:p>
@@ -1627,7 +1675,11 @@
     <w:p>
       <w:pPr>
         <w:keepNext/>
+        <w:tabs>
+          <w:tab w:pos="708" w:val="left"/>
+        </w:tabs>
         <w:spacing w:before="260" w:after="160"/>
+        <w:ind w:left="708" w:hanging="708"/>
       </w:pPr>
       <w:r>
         <w:rPr>
@@ -1637,6 +1689,8 @@
           <w:color w:val="1C4076"/>
           <w:sz w:val="28"/>
         </w:rPr>
+        <w:t>9</w:t>
+        <w:tab/>
         <w:t>Conflict of interest</w:t>
       </w:r>
     </w:p>
@@ -1892,7 +1946,11 @@
     <w:p>
       <w:pPr>
         <w:keepNext/>
+        <w:tabs>
+          <w:tab w:pos="708" w:val="left"/>
+        </w:tabs>
         <w:spacing w:before="260" w:after="160"/>
+        <w:ind w:left="708" w:hanging="708"/>
       </w:pPr>
       <w:r>
         <w:rPr>
@@ -1902,6 +1960,8 @@
           <w:color w:val="1C4076"/>
           <w:sz w:val="28"/>
         </w:rPr>
+        <w:t>10</w:t>
+        <w:tab/>
         <w:t>Reporting obligations</w:t>
       </w:r>
     </w:p>
@@ -1970,7 +2030,11 @@
     <w:p>
       <w:pPr>
         <w:keepNext/>
+        <w:tabs>
+          <w:tab w:pos="708" w:val="left"/>
+        </w:tabs>
         <w:spacing w:before="260" w:after="160"/>
+        <w:ind w:left="708" w:hanging="708"/>
       </w:pPr>
       <w:r>
         <w:rPr>
@@ -1980,6 +2044,8 @@
           <w:color w:val="1C4076"/>
           <w:sz w:val="28"/>
         </w:rPr>
+        <w:t>11</w:t>
+        <w:tab/>
         <w:t>Communication</w:t>
       </w:r>
     </w:p>
@@ -2079,7 +2145,11 @@
     <w:p>
       <w:pPr>
         <w:keepNext/>
+        <w:tabs>
+          <w:tab w:pos="708" w:val="left"/>
+        </w:tabs>
         <w:spacing w:before="260" w:after="160"/>
+        <w:ind w:left="708" w:hanging="708"/>
       </w:pPr>
       <w:r>
         <w:rPr>
@@ -2089,6 +2159,8 @@
           <w:color w:val="1C4076"/>
           <w:sz w:val="28"/>
         </w:rPr>
+        <w:t>12</w:t>
+        <w:tab/>
         <w:t>Rules of Procedure of the Board of Directors</w:t>
       </w:r>
     </w:p>
@@ -2157,7 +2229,11 @@
     <w:p>
       <w:pPr>
         <w:keepNext/>
+        <w:tabs>
+          <w:tab w:pos="708" w:val="left"/>
+        </w:tabs>
         <w:spacing w:before="260" w:after="160"/>
+        <w:ind w:left="708" w:hanging="708"/>
       </w:pPr>
       <w:r>
         <w:rPr>
@@ -2167,6 +2243,8 @@
           <w:color w:val="1C4076"/>
           <w:sz w:val="28"/>
         </w:rPr>
+        <w:t>13</w:t>
+        <w:tab/>
         <w:t>Amendment of the Management Instructions</w:t>
       </w:r>
     </w:p>

--- a/docs/files/Management_Instructions__Policy_2026-10.docx
+++ b/docs/files/Management_Instructions__Policy_2026-10.docx
@@ -19,7 +19,7 @@
               <a:graphicData uri="http://schemas.openxmlformats.org/drawingml/2006/picture">
                 <pic:pic>
                   <pic:nvPicPr>
-                    <pic:cNvPr id="0" name="tmpscxjcq9h.png"/>
+                    <pic:cNvPr id="0" name="tmp_ugk_2t1.png"/>
                     <pic:cNvPicPr/>
                   </pic:nvPicPr>
                   <pic:blipFill>
@@ -329,10 +329,10 @@
     <w:p>
       <w:pPr>
         <w:tabs>
-          <w:tab w:pos="708" w:val="left"/>
+          <w:tab w:pos="1416" w:val="left"/>
         </w:tabs>
         <w:spacing w:after="200"/>
-        <w:ind w:left="708" w:hanging="708"/>
+        <w:ind w:left="1416" w:hanging="708"/>
         <w:jc w:val="both"/>
       </w:pPr>
       <w:r>
@@ -360,10 +360,10 @@
     <w:p>
       <w:pPr>
         <w:tabs>
-          <w:tab w:pos="708" w:val="left"/>
+          <w:tab w:pos="1416" w:val="left"/>
         </w:tabs>
         <w:spacing w:after="200"/>
-        <w:ind w:left="708" w:hanging="708"/>
+        <w:ind w:left="1416" w:hanging="708"/>
         <w:jc w:val="both"/>
       </w:pPr>
       <w:r>
@@ -391,10 +391,10 @@
     <w:p>
       <w:pPr>
         <w:tabs>
-          <w:tab w:pos="708" w:val="left"/>
+          <w:tab w:pos="1416" w:val="left"/>
         </w:tabs>
         <w:spacing w:after="200"/>
-        <w:ind w:left="708" w:hanging="708"/>
+        <w:ind w:left="1416" w:hanging="708"/>
         <w:jc w:val="both"/>
       </w:pPr>
       <w:r>
@@ -422,10 +422,10 @@
     <w:p>
       <w:pPr>
         <w:tabs>
-          <w:tab w:pos="708" w:val="left"/>
+          <w:tab w:pos="1416" w:val="left"/>
         </w:tabs>
         <w:spacing w:after="200"/>
-        <w:ind w:left="708" w:hanging="708"/>
+        <w:ind w:left="1416" w:hanging="708"/>
         <w:jc w:val="both"/>
       </w:pPr>
       <w:r>
@@ -515,10 +515,10 @@
     <w:p>
       <w:pPr>
         <w:tabs>
-          <w:tab w:pos="708" w:val="left"/>
+          <w:tab w:pos="1416" w:val="left"/>
         </w:tabs>
         <w:spacing w:after="200"/>
-        <w:ind w:left="708" w:hanging="708"/>
+        <w:ind w:left="1416" w:hanging="708"/>
         <w:jc w:val="both"/>
       </w:pPr>
       <w:r>
@@ -546,10 +546,10 @@
     <w:p>
       <w:pPr>
         <w:tabs>
-          <w:tab w:pos="708" w:val="left"/>
+          <w:tab w:pos="1416" w:val="left"/>
         </w:tabs>
         <w:spacing w:after="200"/>
-        <w:ind w:left="708" w:hanging="708"/>
+        <w:ind w:left="1416" w:hanging="708"/>
         <w:jc w:val="both"/>
       </w:pPr>
       <w:r>
@@ -577,10 +577,10 @@
     <w:p>
       <w:pPr>
         <w:tabs>
-          <w:tab w:pos="708" w:val="left"/>
+          <w:tab w:pos="1416" w:val="left"/>
         </w:tabs>
         <w:spacing w:after="200"/>
-        <w:ind w:left="708" w:hanging="708"/>
+        <w:ind w:left="1416" w:hanging="708"/>
         <w:jc w:val="both"/>
       </w:pPr>
       <w:r>
@@ -608,10 +608,10 @@
     <w:p>
       <w:pPr>
         <w:tabs>
-          <w:tab w:pos="708" w:val="left"/>
+          <w:tab w:pos="1416" w:val="left"/>
         </w:tabs>
         <w:spacing w:after="200"/>
-        <w:ind w:left="708" w:hanging="708"/>
+        <w:ind w:left="1416" w:hanging="708"/>
         <w:jc w:val="both"/>
       </w:pPr>
       <w:r>
@@ -639,10 +639,10 @@
     <w:p>
       <w:pPr>
         <w:tabs>
-          <w:tab w:pos="708" w:val="left"/>
+          <w:tab w:pos="1416" w:val="left"/>
         </w:tabs>
         <w:spacing w:after="200"/>
-        <w:ind w:left="708" w:hanging="708"/>
+        <w:ind w:left="1416" w:hanging="708"/>
         <w:jc w:val="both"/>
       </w:pPr>
       <w:r>
@@ -670,10 +670,10 @@
     <w:p>
       <w:pPr>
         <w:tabs>
-          <w:tab w:pos="708" w:val="left"/>
+          <w:tab w:pos="1416" w:val="left"/>
         </w:tabs>
         <w:spacing w:after="200"/>
-        <w:ind w:left="708" w:hanging="708"/>
+        <w:ind w:left="1416" w:hanging="708"/>
         <w:jc w:val="both"/>
       </w:pPr>
       <w:r>
@@ -701,10 +701,10 @@
     <w:p>
       <w:pPr>
         <w:tabs>
-          <w:tab w:pos="708" w:val="left"/>
+          <w:tab w:pos="1416" w:val="left"/>
         </w:tabs>
         <w:spacing w:after="200"/>
-        <w:ind w:left="708" w:hanging="708"/>
+        <w:ind w:left="1416" w:hanging="708"/>
         <w:jc w:val="both"/>
       </w:pPr>
       <w:r>

--- a/docs/files/Management_Instructions__Policy_2026-10.docx
+++ b/docs/files/Management_Instructions__Policy_2026-10.docx
@@ -19,7 +19,7 @@
               <a:graphicData uri="http://schemas.openxmlformats.org/drawingml/2006/picture">
                 <pic:pic>
                   <pic:nvPicPr>
-                    <pic:cNvPr id="0" name="tmp_ugk_2t1.png"/>
+                    <pic:cNvPr id="0" name="tmp5os65d7f.png"/>
                     <pic:cNvPicPr/>
                   </pic:nvPicPr>
                   <pic:blipFill>
@@ -732,6 +732,7 @@
     <w:p>
       <w:pPr>
         <w:spacing w:after="200"/>
+        <w:ind w:left="1416" w:firstLine="0"/>
         <w:jc w:val="both"/>
       </w:pPr>
       <w:r>
@@ -1138,7 +1139,7 @@
         </w:rPr>
         <w:t>(f)</w:t>
         <w:tab/>
-        <w:t>Any other events or circumstances that the Board of Directors should be informed of (e.g. material compliance matters).</w:t>
+        <w:t>Any other events or circumstances that the Board of Directors should be informed of (e.g. material compliance matters)</w:t>
       </w:r>
     </w:p>
     <w:p>
